--- a/L_12/Звіт 12 Ю. Мардинавка.docx
+++ b/L_12/Звіт 12 Ю. Мардинавка.docx
@@ -661,6 +661,14 @@
           <w:szCs w:val="28"/>
         </w:rPr>
       </w:r>
+      <w:r>
+        <w:rPr>
+          <w:rFonts w:ascii="Times New Roman" w:hAnsi="Times New Roman" w:cs="Times New Roman"/>
+          <w:sz w:val="28"/>
+          <w:szCs w:val="28"/>
+          <w:highlight w:val="none"/>
+        </w:rPr>
+      </w:r>
     </w:p>
     <w:p>
       <w:pPr>
@@ -672,6 +680,43 @@
           <w:rFonts w:ascii="Times New Roman" w:hAnsi="Times New Roman" w:cs="Times New Roman"/>
           <w:sz w:val="28"/>
           <w:szCs w:val="28"/>
+        </w:rPr>
+      </w:pPr>
+      <w:r>
+        <w:rPr>
+          <w:rFonts w:ascii="Times New Roman" w:hAnsi="Times New Roman" w:cs="Times New Roman"/>
+          <w:sz w:val="28"/>
+          <w:szCs w:val="28"/>
+          <w:highlight w:val="none"/>
+        </w:rPr>
+      </w:r>
+      <w:r>
+        <w:rPr>
+          <w:rFonts w:ascii="Times New Roman" w:hAnsi="Times New Roman" w:cs="Times New Roman"/>
+          <w:sz w:val="28"/>
+          <w:szCs w:val="28"/>
+          <w:highlight w:val="none"/>
+        </w:rPr>
+      </w:r>
+      <w:r>
+        <w:rPr>
+          <w:rFonts w:ascii="Times New Roman" w:hAnsi="Times New Roman" w:cs="Times New Roman"/>
+          <w:sz w:val="28"/>
+          <w:szCs w:val="28"/>
+        </w:rPr>
+      </w:r>
+    </w:p>
+    <w:p>
+      <w:pPr>
+        <w:pBdr/>
+        <w:spacing/>
+        <w:ind/>
+        <w:jc w:val="center"/>
+        <w:rPr>
+          <w:rFonts w:ascii="Times New Roman" w:hAnsi="Times New Roman" w:cs="Times New Roman"/>
+          <w:sz w:val="28"/>
+          <w:szCs w:val="28"/>
+          <w:highlight w:val="none"/>
         </w:rPr>
       </w:pPr>
       <w:r>
@@ -757,13 +802,13 @@
           <w:szCs w:val="28"/>
           <w:highlight w:val="none"/>
         </w:rPr>
+        <w:br/>
       </w:r>
       <w:r>
         <w:rPr>
           <w:rFonts w:ascii="Times New Roman" w:hAnsi="Times New Roman" w:cs="Times New Roman"/>
           <w:sz w:val="28"/>
           <w:szCs w:val="28"/>
-          <w:highlight w:val="none"/>
         </w:rPr>
       </w:r>
       <w:r>
@@ -774,37 +819,6 @@
           <w:highlight w:val="none"/>
         </w:rPr>
       </w:r>
-    </w:p>
-    <w:p>
-      <w:pPr>
-        <w:pBdr/>
-        <w:spacing/>
-        <w:ind/>
-        <w:jc w:val="center"/>
-        <w:rPr>
-          <w:rFonts w:ascii="Times New Roman" w:hAnsi="Times New Roman" w:cs="Times New Roman"/>
-          <w:sz w:val="28"/>
-          <w:szCs w:val="28"/>
-          <w:highlight w:val="none"/>
-        </w:rPr>
-      </w:pPr>
-      <w:r>
-        <w:rPr>
-          <w:rFonts w:ascii="Times New Roman" w:hAnsi="Times New Roman" w:cs="Times New Roman"/>
-          <w:sz w:val="28"/>
-          <w:szCs w:val="28"/>
-          <w:highlight w:val="none"/>
-        </w:rPr>
-        <w:br/>
-      </w:r>
-      <w:r>
-        <w:rPr>
-          <w:rFonts w:ascii="Times New Roman" w:hAnsi="Times New Roman" w:cs="Times New Roman"/>
-          <w:sz w:val="28"/>
-          <w:szCs w:val="28"/>
-        </w:rPr>
-      </w:r>
-      <w:r/>
     </w:p>
     <w:p>
       <w:pPr>
@@ -1156,6 +1170,41 @@
         <w:rPr>
           <w:b/>
           <w:bCs/>
+          <w:lang w:val="en-US"/>
+        </w:rPr>
+        <w:t xml:space="preserve"> </w:t>
+      </w:r>
+      <w:r>
+        <w:rPr>
+          <w:b/>
+          <w:bCs/>
+          <w:lang w:val="en-US"/>
+        </w:rPr>
+      </w:r>
+      <w:hyperlink r:id="rId13" w:tooltip="https://github.com/Julian9229/cpp_lab/tree/main/L_12" w:history="1">
+        <w:r>
+          <w:rPr>
+            <w:rStyle w:val="899"/>
+            <w:b/>
+            <w:bCs/>
+            <w:lang w:val="en-US"/>
+          </w:rPr>
+          <w:t xml:space="preserve">https://github.com/Julian9229/cpp_lab/tree/main/L_12</w:t>
+        </w:r>
+        <w:r>
+          <w:rPr>
+            <w:rStyle w:val="899"/>
+            <w:b/>
+            <w:bCs/>
+            <w:lang w:val="en-US"/>
+          </w:rPr>
+        </w:r>
+      </w:hyperlink>
+      <w:r>
+        <w:rPr>
+          <w:b/>
+          <w:bCs/>
+          <w:lang w:val="en-US"/>
         </w:rPr>
       </w:r>
       <w:r>
@@ -1241,7 +1290,7 @@
                         <pic:nvPr/>
                       </pic:nvPicPr>
                       <pic:blipFill rotWithShape="1">
-                        <a:blip r:embed="rId13"/>
+                        <a:blip r:embed="rId14"/>
                         <a:stretch/>
                       </pic:blipFill>
                       <pic:spPr bwMode="auto">
@@ -1281,23 +1330,13 @@
                 <o:lock v:ext="edit" aspectratio="t"/>
               </v:shapetype>
               <v:shape id="_x0000_i2" o:spid="_x0000_s2" type="#_x0000_t75" style="width:481.95pt;height:463.62pt;mso-wrap-distance-left:0.00pt;mso-wrap-distance-top:0.00pt;mso-wrap-distance-right:0.00pt;mso-wrap-distance-bottom:0.00pt;z-index:1;" stroked="false">
-                <v:imagedata r:id="rId13" o:title=""/>
+                <v:imagedata r:id="rId14" o:title=""/>
                 <o:lock v:ext="edit" rotation="t"/>
               </v:shape>
             </w:pict>
           </mc:Fallback>
         </mc:AlternateContent>
       </w:r>
-      <w:r>
-        <w:rPr>
-          <w:rFonts w:ascii="Times New Roman" w:hAnsi="Times New Roman" w:cs="Times New Roman"/>
-          <w:b/>
-          <w:bCs/>
-          <w:sz w:val="28"/>
-          <w:szCs w:val="28"/>
-        </w:rPr>
-      </w:r>
-      <w:r/>
       <w:r>
         <w:rPr>
           <w:rFonts w:ascii="Times New Roman" w:hAnsi="Times New Roman" w:cs="Times New Roman"/>
@@ -1338,7 +1377,6 @@
         </w:rPr>
         <w:t xml:space="preserve">Виконуючи лабораторну роботу №12, я освоїв перевантаження операторів C++. Для цього побудував клас Stack зі сховищем vector&lt;int&gt; і клас StackArray, який об’єднує стеки в масив.</w:t>
       </w:r>
-      <w:r/>
       <w:r>
         <w:rPr>
           <w:rFonts w:ascii="Times New Roman" w:hAnsi="Times New Roman" w:cs="Times New Roman"/>
@@ -1346,7 +1384,6 @@
           <w:szCs w:val="28"/>
         </w:rPr>
       </w:r>
-      <w:r/>
       <w:r/>
     </w:p>
     <w:p>
